--- a/Stakeholders e Personas.docx
+++ b/Stakeholders e Personas.docx
@@ -46,7 +46,7 @@
                         </a:ln>
                         <a:extLst>
                           <a:ext uri="{C572A759-6A51-4108-AA02-DFA0A04FC94B}">
-                            <ma14:wrappingTextBoxFlag xmlns:lc="http://schemas.openxmlformats.org/drawingml/2006/lockedCanvas" xmlns="" xmlns:p="http://schemas.openxmlformats.org/presentationml/2006/main" xmlns:w="http://schemas.openxmlformats.org/wordprocessingml/2006/main" xmlns:w10="urn:schemas-microsoft-com:office:word" xmlns:v="urn:schemas-microsoft-com:vml" xmlns:o="urn:schemas-microsoft-com:office:office" xmlns:ma14="http://schemas.microsoft.com/office/mac/drawingml/2011/main" val="1"/>
+                            <ma14:wrappingTextBoxFlag xmlns:ma14="http://schemas.microsoft.com/office/mac/drawingml/2011/main" xmlns:o="urn:schemas-microsoft-com:office:office" xmlns:v="urn:schemas-microsoft-com:vml" xmlns:w10="urn:schemas-microsoft-com:office:word" xmlns:w="http://schemas.openxmlformats.org/wordprocessingml/2006/main" xmlns:p="http://schemas.openxmlformats.org/presentationml/2006/main" xmlns="" xmlns:lc="http://schemas.openxmlformats.org/drawingml/2006/lockedCanvas" val="1"/>
                           </a:ext>
                         </a:extLst>
                       </wps:spPr>
@@ -923,7 +923,7 @@
                 <w:rFonts w:ascii="Times New Roman" w:hAnsi="Times New Roman" w:cs="Times New Roman"/>
                 <w:b/>
                 <w:bCs/>
-                <w:color w:val="000000" w:themeColor="text1"/>
+                <w:color w:val="FFFFFF" w:themeColor="background1"/>
               </w:rPr>
             </w:pPr>
             <w:proofErr w:type="spellStart"/>
@@ -932,7 +932,7 @@
                 <w:rFonts w:ascii="Times New Roman" w:hAnsi="Times New Roman" w:cs="Times New Roman"/>
                 <w:b/>
                 <w:bCs/>
-                <w:color w:val="000000" w:themeColor="text1"/>
+                <w:color w:val="FFFFFF" w:themeColor="background1"/>
               </w:rPr>
               <w:t>Stakeholder</w:t>
             </w:r>
@@ -951,7 +951,7 @@
                 <w:rFonts w:ascii="Times New Roman" w:hAnsi="Times New Roman" w:cs="Times New Roman"/>
                 <w:b/>
                 <w:bCs/>
-                <w:color w:val="000000" w:themeColor="text1"/>
+                <w:color w:val="FFFFFF" w:themeColor="background1"/>
               </w:rPr>
             </w:pPr>
             <w:r>
@@ -959,7 +959,7 @@
                 <w:rFonts w:ascii="Times New Roman" w:hAnsi="Times New Roman" w:cs="Times New Roman"/>
                 <w:b/>
                 <w:bCs/>
-                <w:color w:val="000000" w:themeColor="text1"/>
+                <w:color w:val="FFFFFF" w:themeColor="background1"/>
               </w:rPr>
               <w:t>Interesses no Processo Educativo</w:t>
             </w:r>
@@ -977,7 +977,7 @@
                 <w:rFonts w:ascii="Times New Roman" w:hAnsi="Times New Roman" w:cs="Times New Roman"/>
                 <w:b/>
                 <w:bCs/>
-                <w:color w:val="000000" w:themeColor="text1"/>
+                <w:color w:val="FFFFFF" w:themeColor="background1"/>
               </w:rPr>
             </w:pPr>
             <w:r>
@@ -985,18 +985,9 @@
                 <w:rFonts w:ascii="Times New Roman" w:hAnsi="Times New Roman" w:cs="Times New Roman"/>
                 <w:b/>
                 <w:bCs/>
-                <w:color w:val="000000" w:themeColor="text1"/>
-              </w:rPr>
-              <w:t xml:space="preserve">Informação de </w:t>
-            </w:r>
-            <w:r>
-              <w:rPr>
-                <w:rFonts w:ascii="Times New Roman" w:hAnsi="Times New Roman" w:cs="Times New Roman"/>
-                <w:b/>
-                <w:bCs/>
-                <w:color w:val="000000" w:themeColor="text1"/>
-              </w:rPr>
-              <w:t>que necessita</w:t>
+                <w:color w:val="FFFFFF" w:themeColor="background1"/>
+              </w:rPr>
+              <w:t>Informação de que necessita</w:t>
             </w:r>
           </w:p>
         </w:tc>
@@ -1012,7 +1003,7 @@
                 <w:rFonts w:ascii="Times New Roman" w:hAnsi="Times New Roman" w:cs="Times New Roman"/>
                 <w:b/>
                 <w:bCs/>
-                <w:color w:val="000000" w:themeColor="text1"/>
+                <w:color w:val="FFFFFF" w:themeColor="background1"/>
               </w:rPr>
             </w:pPr>
             <w:r>
@@ -1020,27 +1011,9 @@
                 <w:rFonts w:ascii="Times New Roman" w:hAnsi="Times New Roman" w:cs="Times New Roman"/>
                 <w:b/>
                 <w:bCs/>
-                <w:color w:val="000000" w:themeColor="text1"/>
-              </w:rPr>
-              <w:t xml:space="preserve">Informação a </w:t>
-            </w:r>
-            <w:r>
-              <w:rPr>
-                <w:rFonts w:ascii="Times New Roman" w:hAnsi="Times New Roman" w:cs="Times New Roman"/>
-                <w:b/>
-                <w:bCs/>
-                <w:color w:val="000000" w:themeColor="text1"/>
-              </w:rPr>
-              <w:t>que hoje</w:t>
-            </w:r>
-            <w:r>
-              <w:rPr>
-                <w:rFonts w:ascii="Times New Roman" w:hAnsi="Times New Roman" w:cs="Times New Roman"/>
-                <w:b/>
-                <w:bCs/>
-                <w:color w:val="000000" w:themeColor="text1"/>
-              </w:rPr>
-              <w:t xml:space="preserve"> NÃO tem Acesso (e o que perde)</w:t>
+                <w:color w:val="FFFFFF" w:themeColor="background1"/>
+              </w:rPr>
+              <w:t>Informação a que hoje NÃO tem Acesso (e o que perde)</w:t>
             </w:r>
           </w:p>
         </w:tc>
@@ -3006,6 +2979,7 @@
   <w:style w:type="character" w:default="1" w:styleId="Tipodeletrapredefinidodopargrafo">
     <w:name w:val="Default Paragraph Font"/>
     <w:uiPriority w:val="1"/>
+    <w:semiHidden/>
     <w:unhideWhenUsed/>
   </w:style>
   <w:style w:type="table" w:default="1" w:styleId="Tabelanormal">
@@ -3583,26 +3557,6 @@
 </file>
 
 <file path=customXml/item1.xml><?xml version="1.0" encoding="utf-8"?>
-<p:properties xmlns:p="http://schemas.microsoft.com/office/2006/metadata/properties" xmlns:xsi="http://www.w3.org/2001/XMLSchema-instance" xmlns:pc="http://schemas.microsoft.com/office/infopath/2007/PartnerControls">
-  <documentManagement>
-    <_ip_UnifiedCompliancePolicyUIAction xmlns="http://schemas.microsoft.com/sharepoint/v3" xsi:nil="true"/>
-    <Image xmlns="71af3243-3dd4-4a8d-8c0d-dd76da1f02a5">
-      <Url xsi:nil="true"/>
-      <Description xsi:nil="true"/>
-    </Image>
-    <Status xmlns="71af3243-3dd4-4a8d-8c0d-dd76da1f02a5">Not started</Status>
-    <Background xmlns="71af3243-3dd4-4a8d-8c0d-dd76da1f02a5">false</Background>
-    <_ip_UnifiedCompliancePolicyProperties xmlns="http://schemas.microsoft.com/sharepoint/v3" xsi:nil="true"/>
-    <ImageTagsTaxHTField xmlns="71af3243-3dd4-4a8d-8c0d-dd76da1f02a5">
-      <Terms xmlns="http://schemas.microsoft.com/office/infopath/2007/PartnerControls"/>
-    </ImageTagsTaxHTField>
-    <TaxCatchAll xmlns="230e9df3-be65-4c73-a93b-d1236ebd677e" xsi:nil="true"/>
-    <MediaServiceKeyPoints xmlns="71af3243-3dd4-4a8d-8c0d-dd76da1f02a5" xsi:nil="true"/>
-  </documentManagement>
-</p:properties>
-</file>
-
-<file path=customXml/item2.xml><?xml version="1.0" encoding="utf-8"?>
 <ct:contentTypeSchema xmlns:ct="http://schemas.microsoft.com/office/2006/metadata/contentType" xmlns:ma="http://schemas.microsoft.com/office/2006/metadata/properties/metaAttributes" ct:_="" ma:_="" ma:contentTypeName="Document" ma:contentTypeID="0x01010079F111ED35F8CC479449609E8A0923A6" ma:contentTypeVersion="24" ma:contentTypeDescription="Create a new document." ma:contentTypeScope="" ma:versionID="2d714a3296df14eba7a100bb665443ca">
   <xsd:schema xmlns:xsd="http://www.w3.org/2001/XMLSchema" xmlns:xs="http://www.w3.org/2001/XMLSchema" xmlns:p="http://schemas.microsoft.com/office/2006/metadata/properties" xmlns:ns1="http://schemas.microsoft.com/sharepoint/v3" xmlns:ns2="71af3243-3dd4-4a8d-8c0d-dd76da1f02a5" xmlns:ns3="16c05727-aa75-4e4a-9b5f-8a80a1165891" xmlns:ns4="230e9df3-be65-4c73-a93b-d1236ebd677e" targetNamespace="http://schemas.microsoft.com/office/2006/metadata/properties" ma:root="true" ma:fieldsID="49549bf45bfbbfb6cffed527380e77e1" ns1:_="" ns2:_="" ns3:_="" ns4:_="">
     <xsd:import namespace="http://schemas.microsoft.com/sharepoint/v3"/>
@@ -3890,6 +3844,26 @@
 </ct:contentTypeSchema>
 </file>
 
+<file path=customXml/item2.xml><?xml version="1.0" encoding="utf-8"?>
+<p:properties xmlns:p="http://schemas.microsoft.com/office/2006/metadata/properties" xmlns:xsi="http://www.w3.org/2001/XMLSchema-instance" xmlns:pc="http://schemas.microsoft.com/office/infopath/2007/PartnerControls">
+  <documentManagement>
+    <_ip_UnifiedCompliancePolicyUIAction xmlns="http://schemas.microsoft.com/sharepoint/v3" xsi:nil="true"/>
+    <Image xmlns="71af3243-3dd4-4a8d-8c0d-dd76da1f02a5">
+      <Url xsi:nil="true"/>
+      <Description xsi:nil="true"/>
+    </Image>
+    <Status xmlns="71af3243-3dd4-4a8d-8c0d-dd76da1f02a5">Not started</Status>
+    <Background xmlns="71af3243-3dd4-4a8d-8c0d-dd76da1f02a5">false</Background>
+    <_ip_UnifiedCompliancePolicyProperties xmlns="http://schemas.microsoft.com/sharepoint/v3" xsi:nil="true"/>
+    <ImageTagsTaxHTField xmlns="71af3243-3dd4-4a8d-8c0d-dd76da1f02a5">
+      <Terms xmlns="http://schemas.microsoft.com/office/infopath/2007/PartnerControls"/>
+    </ImageTagsTaxHTField>
+    <TaxCatchAll xmlns="230e9df3-be65-4c73-a93b-d1236ebd677e" xsi:nil="true"/>
+    <MediaServiceKeyPoints xmlns="71af3243-3dd4-4a8d-8c0d-dd76da1f02a5" xsi:nil="true"/>
+  </documentManagement>
+</p:properties>
+</file>
+
 <file path=customXml/item3.xml><?xml version="1.0" encoding="utf-8"?>
 <?mso-contentType ?>
 <FormTemplates xmlns="http://schemas.microsoft.com/sharepoint/v3/contenttype/forms">
@@ -3900,18 +3874,6 @@
 </file>
 
 <file path=customXml/itemProps1.xml><?xml version="1.0" encoding="utf-8"?>
-<ds:datastoreItem xmlns:ds="http://schemas.openxmlformats.org/officeDocument/2006/customXml" ds:itemID="{C3B74C0E-7993-40E1-930F-CF78C434EB62}">
-  <ds:schemaRefs>
-    <ds:schemaRef ds:uri="http://schemas.microsoft.com/office/2006/metadata/properties"/>
-    <ds:schemaRef ds:uri="http://schemas.microsoft.com/office/infopath/2007/PartnerControls"/>
-    <ds:schemaRef ds:uri="http://schemas.microsoft.com/sharepoint/v3"/>
-    <ds:schemaRef ds:uri="71af3243-3dd4-4a8d-8c0d-dd76da1f02a5"/>
-    <ds:schemaRef ds:uri="230e9df3-be65-4c73-a93b-d1236ebd677e"/>
-  </ds:schemaRefs>
-</ds:datastoreItem>
-</file>
-
-<file path=customXml/itemProps2.xml><?xml version="1.0" encoding="utf-8"?>
 <ds:datastoreItem xmlns:ds="http://schemas.openxmlformats.org/officeDocument/2006/customXml" ds:itemID="{F3428B7B-A1F9-4CED-B52D-314C139B24CA}">
   <ds:schemaRefs>
     <ds:schemaRef ds:uri="http://schemas.microsoft.com/office/2006/metadata/contentType"/>
@@ -3932,6 +3894,18 @@
 </ds:datastoreItem>
 </file>
 
+<file path=customXml/itemProps2.xml><?xml version="1.0" encoding="utf-8"?>
+<ds:datastoreItem xmlns:ds="http://schemas.openxmlformats.org/officeDocument/2006/customXml" ds:itemID="{C3B74C0E-7993-40E1-930F-CF78C434EB62}">
+  <ds:schemaRefs>
+    <ds:schemaRef ds:uri="http://schemas.microsoft.com/office/2006/metadata/properties"/>
+    <ds:schemaRef ds:uri="http://schemas.microsoft.com/office/infopath/2007/PartnerControls"/>
+    <ds:schemaRef ds:uri="http://schemas.microsoft.com/sharepoint/v3"/>
+    <ds:schemaRef ds:uri="71af3243-3dd4-4a8d-8c0d-dd76da1f02a5"/>
+    <ds:schemaRef ds:uri="230e9df3-be65-4c73-a93b-d1236ebd677e"/>
+  </ds:schemaRefs>
+</ds:datastoreItem>
+</file>
+
 <file path=customXml/itemProps3.xml><?xml version="1.0" encoding="utf-8"?>
 <ds:datastoreItem xmlns:ds="http://schemas.openxmlformats.org/officeDocument/2006/customXml" ds:itemID="{AE09AE5A-B3B6-44BC-8570-615CB5E05AA8}">
   <ds:schemaRefs>

--- a/Stakeholders e Personas.docx
+++ b/Stakeholders e Personas.docx
@@ -46,7 +46,7 @@
                         </a:ln>
                         <a:extLst>
                           <a:ext uri="{C572A759-6A51-4108-AA02-DFA0A04FC94B}">
-                            <ma14:wrappingTextBoxFlag xmlns:ma14="http://schemas.microsoft.com/office/mac/drawingml/2011/main" xmlns:o="urn:schemas-microsoft-com:office:office" xmlns:v="urn:schemas-microsoft-com:vml" xmlns:w10="urn:schemas-microsoft-com:office:word" xmlns:w="http://schemas.openxmlformats.org/wordprocessingml/2006/main" xmlns:p="http://schemas.openxmlformats.org/presentationml/2006/main" xmlns="" xmlns:lc="http://schemas.openxmlformats.org/drawingml/2006/lockedCanvas" val="1"/>
+                            <ma14:wrappingTextBoxFlag xmlns:lc="http://schemas.openxmlformats.org/drawingml/2006/lockedCanvas" xmlns="" xmlns:p="http://schemas.openxmlformats.org/presentationml/2006/main" xmlns:w="http://schemas.openxmlformats.org/wordprocessingml/2006/main" xmlns:w10="urn:schemas-microsoft-com:office:word" xmlns:v="urn:schemas-microsoft-com:vml" xmlns:o="urn:schemas-microsoft-com:office:office" xmlns:ma14="http://schemas.microsoft.com/office/mac/drawingml/2011/main" val="1"/>
                           </a:ext>
                         </a:extLst>
                       </wps:spPr>
@@ -884,6 +884,7 @@
     </w:p>
     <w:p>
       <w:pPr>
+        <w:ind w:firstLine="720"/>
         <w:rPr>
           <w:rFonts w:ascii="Times New Roman" w:hAnsi="Times New Roman" w:cs="Times New Roman"/>
           <w:color w:val="000000" w:themeColor="text1"/>
@@ -905,10 +906,10 @@
         <w:tblLook w:val="04A0" w:firstRow="1" w:lastRow="0" w:firstColumn="1" w:lastColumn="0" w:noHBand="0" w:noVBand="1"/>
       </w:tblPr>
       <w:tblGrid>
-        <w:gridCol w:w="2440"/>
-        <w:gridCol w:w="2348"/>
-        <w:gridCol w:w="2474"/>
-        <w:gridCol w:w="2474"/>
+        <w:gridCol w:w="2471"/>
+        <w:gridCol w:w="2333"/>
+        <w:gridCol w:w="2466"/>
+        <w:gridCol w:w="2466"/>
       </w:tblGrid>
       <w:tr>
         <w:tc>
@@ -1241,12 +1242,16 @@
               <w:ind w:left="0"/>
               <w:rPr>
                 <w:rFonts w:ascii="Times New Roman" w:hAnsi="Times New Roman" w:cs="Times New Roman"/>
+                <w:b/>
+                <w:bCs/>
                 <w:color w:val="000000" w:themeColor="text1"/>
               </w:rPr>
             </w:pPr>
             <w:r>
               <w:rPr>
                 <w:rFonts w:ascii="Times New Roman" w:hAnsi="Times New Roman" w:cs="Times New Roman"/>
+                <w:b/>
+                <w:bCs/>
                 <w:color w:val="000000" w:themeColor="text1"/>
               </w:rPr>
               <w:lastRenderedPageBreak/>
@@ -1360,12 +1365,16 @@
               <w:ind w:left="0"/>
               <w:rPr>
                 <w:rFonts w:ascii="Times New Roman" w:hAnsi="Times New Roman" w:cs="Times New Roman"/>
+                <w:b/>
+                <w:bCs/>
                 <w:color w:val="000000" w:themeColor="text1"/>
               </w:rPr>
             </w:pPr>
             <w:r>
               <w:rPr>
                 <w:rFonts w:ascii="Times New Roman" w:hAnsi="Times New Roman" w:cs="Times New Roman"/>
+                <w:b/>
+                <w:bCs/>
                 <w:color w:val="000000" w:themeColor="text1"/>
               </w:rPr>
               <w:t>Encarregados de Educação</w:t>
@@ -3557,6 +3566,26 @@
 </file>
 
 <file path=customXml/item1.xml><?xml version="1.0" encoding="utf-8"?>
+<p:properties xmlns:p="http://schemas.microsoft.com/office/2006/metadata/properties" xmlns:xsi="http://www.w3.org/2001/XMLSchema-instance" xmlns:pc="http://schemas.microsoft.com/office/infopath/2007/PartnerControls">
+  <documentManagement>
+    <_ip_UnifiedCompliancePolicyUIAction xmlns="http://schemas.microsoft.com/sharepoint/v3" xsi:nil="true"/>
+    <Image xmlns="71af3243-3dd4-4a8d-8c0d-dd76da1f02a5">
+      <Url xsi:nil="true"/>
+      <Description xsi:nil="true"/>
+    </Image>
+    <Status xmlns="71af3243-3dd4-4a8d-8c0d-dd76da1f02a5">Not started</Status>
+    <Background xmlns="71af3243-3dd4-4a8d-8c0d-dd76da1f02a5">false</Background>
+    <_ip_UnifiedCompliancePolicyProperties xmlns="http://schemas.microsoft.com/sharepoint/v3" xsi:nil="true"/>
+    <ImageTagsTaxHTField xmlns="71af3243-3dd4-4a8d-8c0d-dd76da1f02a5">
+      <Terms xmlns="http://schemas.microsoft.com/office/infopath/2007/PartnerControls"/>
+    </ImageTagsTaxHTField>
+    <TaxCatchAll xmlns="230e9df3-be65-4c73-a93b-d1236ebd677e" xsi:nil="true"/>
+    <MediaServiceKeyPoints xmlns="71af3243-3dd4-4a8d-8c0d-dd76da1f02a5" xsi:nil="true"/>
+  </documentManagement>
+</p:properties>
+</file>
+
+<file path=customXml/item2.xml><?xml version="1.0" encoding="utf-8"?>
 <ct:contentTypeSchema xmlns:ct="http://schemas.microsoft.com/office/2006/metadata/contentType" xmlns:ma="http://schemas.microsoft.com/office/2006/metadata/properties/metaAttributes" ct:_="" ma:_="" ma:contentTypeName="Document" ma:contentTypeID="0x01010079F111ED35F8CC479449609E8A0923A6" ma:contentTypeVersion="24" ma:contentTypeDescription="Create a new document." ma:contentTypeScope="" ma:versionID="2d714a3296df14eba7a100bb665443ca">
   <xsd:schema xmlns:xsd="http://www.w3.org/2001/XMLSchema" xmlns:xs="http://www.w3.org/2001/XMLSchema" xmlns:p="http://schemas.microsoft.com/office/2006/metadata/properties" xmlns:ns1="http://schemas.microsoft.com/sharepoint/v3" xmlns:ns2="71af3243-3dd4-4a8d-8c0d-dd76da1f02a5" xmlns:ns3="16c05727-aa75-4e4a-9b5f-8a80a1165891" xmlns:ns4="230e9df3-be65-4c73-a93b-d1236ebd677e" targetNamespace="http://schemas.microsoft.com/office/2006/metadata/properties" ma:root="true" ma:fieldsID="49549bf45bfbbfb6cffed527380e77e1" ns1:_="" ns2:_="" ns3:_="" ns4:_="">
     <xsd:import namespace="http://schemas.microsoft.com/sharepoint/v3"/>
@@ -3844,26 +3873,6 @@
 </ct:contentTypeSchema>
 </file>
 
-<file path=customXml/item2.xml><?xml version="1.0" encoding="utf-8"?>
-<p:properties xmlns:p="http://schemas.microsoft.com/office/2006/metadata/properties" xmlns:xsi="http://www.w3.org/2001/XMLSchema-instance" xmlns:pc="http://schemas.microsoft.com/office/infopath/2007/PartnerControls">
-  <documentManagement>
-    <_ip_UnifiedCompliancePolicyUIAction xmlns="http://schemas.microsoft.com/sharepoint/v3" xsi:nil="true"/>
-    <Image xmlns="71af3243-3dd4-4a8d-8c0d-dd76da1f02a5">
-      <Url xsi:nil="true"/>
-      <Description xsi:nil="true"/>
-    </Image>
-    <Status xmlns="71af3243-3dd4-4a8d-8c0d-dd76da1f02a5">Not started</Status>
-    <Background xmlns="71af3243-3dd4-4a8d-8c0d-dd76da1f02a5">false</Background>
-    <_ip_UnifiedCompliancePolicyProperties xmlns="http://schemas.microsoft.com/sharepoint/v3" xsi:nil="true"/>
-    <ImageTagsTaxHTField xmlns="71af3243-3dd4-4a8d-8c0d-dd76da1f02a5">
-      <Terms xmlns="http://schemas.microsoft.com/office/infopath/2007/PartnerControls"/>
-    </ImageTagsTaxHTField>
-    <TaxCatchAll xmlns="230e9df3-be65-4c73-a93b-d1236ebd677e" xsi:nil="true"/>
-    <MediaServiceKeyPoints xmlns="71af3243-3dd4-4a8d-8c0d-dd76da1f02a5" xsi:nil="true"/>
-  </documentManagement>
-</p:properties>
-</file>
-
 <file path=customXml/item3.xml><?xml version="1.0" encoding="utf-8"?>
 <?mso-contentType ?>
 <FormTemplates xmlns="http://schemas.microsoft.com/sharepoint/v3/contenttype/forms">
@@ -3874,6 +3883,18 @@
 </file>
 
 <file path=customXml/itemProps1.xml><?xml version="1.0" encoding="utf-8"?>
+<ds:datastoreItem xmlns:ds="http://schemas.openxmlformats.org/officeDocument/2006/customXml" ds:itemID="{C3B74C0E-7993-40E1-930F-CF78C434EB62}">
+  <ds:schemaRefs>
+    <ds:schemaRef ds:uri="http://schemas.microsoft.com/office/2006/metadata/properties"/>
+    <ds:schemaRef ds:uri="http://schemas.microsoft.com/office/infopath/2007/PartnerControls"/>
+    <ds:schemaRef ds:uri="http://schemas.microsoft.com/sharepoint/v3"/>
+    <ds:schemaRef ds:uri="71af3243-3dd4-4a8d-8c0d-dd76da1f02a5"/>
+    <ds:schemaRef ds:uri="230e9df3-be65-4c73-a93b-d1236ebd677e"/>
+  </ds:schemaRefs>
+</ds:datastoreItem>
+</file>
+
+<file path=customXml/itemProps2.xml><?xml version="1.0" encoding="utf-8"?>
 <ds:datastoreItem xmlns:ds="http://schemas.openxmlformats.org/officeDocument/2006/customXml" ds:itemID="{F3428B7B-A1F9-4CED-B52D-314C139B24CA}">
   <ds:schemaRefs>
     <ds:schemaRef ds:uri="http://schemas.microsoft.com/office/2006/metadata/contentType"/>
@@ -3894,18 +3915,6 @@
 </ds:datastoreItem>
 </file>
 
-<file path=customXml/itemProps2.xml><?xml version="1.0" encoding="utf-8"?>
-<ds:datastoreItem xmlns:ds="http://schemas.openxmlformats.org/officeDocument/2006/customXml" ds:itemID="{C3B74C0E-7993-40E1-930F-CF78C434EB62}">
-  <ds:schemaRefs>
-    <ds:schemaRef ds:uri="http://schemas.microsoft.com/office/2006/metadata/properties"/>
-    <ds:schemaRef ds:uri="http://schemas.microsoft.com/office/infopath/2007/PartnerControls"/>
-    <ds:schemaRef ds:uri="http://schemas.microsoft.com/sharepoint/v3"/>
-    <ds:schemaRef ds:uri="71af3243-3dd4-4a8d-8c0d-dd76da1f02a5"/>
-    <ds:schemaRef ds:uri="230e9df3-be65-4c73-a93b-d1236ebd677e"/>
-  </ds:schemaRefs>
-</ds:datastoreItem>
-</file>
-
 <file path=customXml/itemProps3.xml><?xml version="1.0" encoding="utf-8"?>
 <ds:datastoreItem xmlns:ds="http://schemas.openxmlformats.org/officeDocument/2006/customXml" ds:itemID="{AE09AE5A-B3B6-44BC-8570-615CB5E05AA8}">
   <ds:schemaRefs>

--- a/Stakeholders e Personas.docx
+++ b/Stakeholders e Personas.docx
@@ -46,7 +46,7 @@
                         </a:ln>
                         <a:extLst>
                           <a:ext uri="{C572A759-6A51-4108-AA02-DFA0A04FC94B}">
-                            <ma14:wrappingTextBoxFlag xmlns:lc="http://schemas.openxmlformats.org/drawingml/2006/lockedCanvas" xmlns="" xmlns:p="http://schemas.openxmlformats.org/presentationml/2006/main" xmlns:w="http://schemas.openxmlformats.org/wordprocessingml/2006/main" xmlns:w10="urn:schemas-microsoft-com:office:word" xmlns:v="urn:schemas-microsoft-com:vml" xmlns:o="urn:schemas-microsoft-com:office:office" xmlns:ma14="http://schemas.microsoft.com/office/mac/drawingml/2011/main" val="1"/>
+                            <ma14:wrappingTextBoxFlag xmlns:ma14="http://schemas.microsoft.com/office/mac/drawingml/2011/main" xmlns:o="urn:schemas-microsoft-com:office:office" xmlns:v="urn:schemas-microsoft-com:vml" xmlns:w10="urn:schemas-microsoft-com:office:word" xmlns:w="http://schemas.openxmlformats.org/wordprocessingml/2006/main" xmlns:p="http://schemas.openxmlformats.org/presentationml/2006/main" xmlns="" xmlns:lc="http://schemas.openxmlformats.org/drawingml/2006/lockedCanvas" val="1"/>
                           </a:ext>
                         </a:extLst>
                       </wps:spPr>
@@ -743,34 +743,18 @@
       <w:r>
         <w:rPr>
           <w:color w:val="FFFFFF" w:themeColor="background1"/>
-          <w:sz w:val="20"/>
-          <w:szCs w:val="16"/>
-        </w:rPr>
-        <w:t xml:space="preserve">  </w:t>
+          <w:sz w:val="18"/>
+          <w:szCs w:val="14"/>
+        </w:rPr>
+        <w:t xml:space="preserve"> </w:t>
       </w:r>
       <w:r>
         <w:rPr>
           <w:color w:val="FFFFFF" w:themeColor="background1"/>
-          <w:sz w:val="20"/>
-          <w:szCs w:val="16"/>
-        </w:rPr>
-        <w:t xml:space="preserve">UTAD • Sistemas de Informação Avançados (2026/2027) — </w:t>
-      </w:r>
-      <w:r>
-        <w:rPr>
-          <w:color w:val="FFFFFF" w:themeColor="background1"/>
-          <w:sz w:val="20"/>
-          <w:szCs w:val="16"/>
-        </w:rPr>
-        <w:t>D</w:t>
-      </w:r>
-      <w:r>
-        <w:rPr>
-          <w:color w:val="FFFFFF" w:themeColor="background1"/>
-          <w:sz w:val="20"/>
-          <w:szCs w:val="16"/>
-        </w:rPr>
-        <w:t>avid Santos, João batista, Pedro Tavares</w:t>
+          <w:sz w:val="18"/>
+          <w:szCs w:val="14"/>
+        </w:rPr>
+        <w:t>UTAD • Sistemas de Informação Avançados (2026/2027) — David Santos, João batista, Pedro Tavares, João Guedes</w:t>
       </w:r>
     </w:p>
     <w:p>
@@ -778,8 +762,8 @@
         <w:pStyle w:val="Assinatura"/>
         <w:rPr>
           <w:color w:val="FFFFFF" w:themeColor="background1"/>
-          <w:sz w:val="20"/>
-          <w:szCs w:val="16"/>
+          <w:sz w:val="22"/>
+          <w:szCs w:val="18"/>
         </w:rPr>
       </w:pPr>
     </w:p>
@@ -3566,23 +3550,12 @@
 </file>
 
 <file path=customXml/item1.xml><?xml version="1.0" encoding="utf-8"?>
-<p:properties xmlns:p="http://schemas.microsoft.com/office/2006/metadata/properties" xmlns:xsi="http://www.w3.org/2001/XMLSchema-instance" xmlns:pc="http://schemas.microsoft.com/office/infopath/2007/PartnerControls">
-  <documentManagement>
-    <_ip_UnifiedCompliancePolicyUIAction xmlns="http://schemas.microsoft.com/sharepoint/v3" xsi:nil="true"/>
-    <Image xmlns="71af3243-3dd4-4a8d-8c0d-dd76da1f02a5">
-      <Url xsi:nil="true"/>
-      <Description xsi:nil="true"/>
-    </Image>
-    <Status xmlns="71af3243-3dd4-4a8d-8c0d-dd76da1f02a5">Not started</Status>
-    <Background xmlns="71af3243-3dd4-4a8d-8c0d-dd76da1f02a5">false</Background>
-    <_ip_UnifiedCompliancePolicyProperties xmlns="http://schemas.microsoft.com/sharepoint/v3" xsi:nil="true"/>
-    <ImageTagsTaxHTField xmlns="71af3243-3dd4-4a8d-8c0d-dd76da1f02a5">
-      <Terms xmlns="http://schemas.microsoft.com/office/infopath/2007/PartnerControls"/>
-    </ImageTagsTaxHTField>
-    <TaxCatchAll xmlns="230e9df3-be65-4c73-a93b-d1236ebd677e" xsi:nil="true"/>
-    <MediaServiceKeyPoints xmlns="71af3243-3dd4-4a8d-8c0d-dd76da1f02a5" xsi:nil="true"/>
-  </documentManagement>
-</p:properties>
+<?mso-contentType ?>
+<FormTemplates xmlns="http://schemas.microsoft.com/sharepoint/v3/contenttype/forms">
+  <Display>DocumentLibraryForm</Display>
+  <Edit>DocumentLibraryForm</Edit>
+  <New>DocumentLibraryForm</New>
+</FormTemplates>
 </file>
 
 <file path=customXml/item2.xml><?xml version="1.0" encoding="utf-8"?>
@@ -3874,22 +3847,29 @@
 </file>
 
 <file path=customXml/item3.xml><?xml version="1.0" encoding="utf-8"?>
-<?mso-contentType ?>
-<FormTemplates xmlns="http://schemas.microsoft.com/sharepoint/v3/contenttype/forms">
-  <Display>DocumentLibraryForm</Display>
-  <Edit>DocumentLibraryForm</Edit>
-  <New>DocumentLibraryForm</New>
-</FormTemplates>
+<p:properties xmlns:p="http://schemas.microsoft.com/office/2006/metadata/properties" xmlns:xsi="http://www.w3.org/2001/XMLSchema-instance" xmlns:pc="http://schemas.microsoft.com/office/infopath/2007/PartnerControls">
+  <documentManagement>
+    <_ip_UnifiedCompliancePolicyUIAction xmlns="http://schemas.microsoft.com/sharepoint/v3" xsi:nil="true"/>
+    <Image xmlns="71af3243-3dd4-4a8d-8c0d-dd76da1f02a5">
+      <Url xsi:nil="true"/>
+      <Description xsi:nil="true"/>
+    </Image>
+    <Status xmlns="71af3243-3dd4-4a8d-8c0d-dd76da1f02a5">Not started</Status>
+    <Background xmlns="71af3243-3dd4-4a8d-8c0d-dd76da1f02a5">false</Background>
+    <_ip_UnifiedCompliancePolicyProperties xmlns="http://schemas.microsoft.com/sharepoint/v3" xsi:nil="true"/>
+    <ImageTagsTaxHTField xmlns="71af3243-3dd4-4a8d-8c0d-dd76da1f02a5">
+      <Terms xmlns="http://schemas.microsoft.com/office/infopath/2007/PartnerControls"/>
+    </ImageTagsTaxHTField>
+    <TaxCatchAll xmlns="230e9df3-be65-4c73-a93b-d1236ebd677e" xsi:nil="true"/>
+    <MediaServiceKeyPoints xmlns="71af3243-3dd4-4a8d-8c0d-dd76da1f02a5" xsi:nil="true"/>
+  </documentManagement>
+</p:properties>
 </file>
 
 <file path=customXml/itemProps1.xml><?xml version="1.0" encoding="utf-8"?>
-<ds:datastoreItem xmlns:ds="http://schemas.openxmlformats.org/officeDocument/2006/customXml" ds:itemID="{C3B74C0E-7993-40E1-930F-CF78C434EB62}">
+<ds:datastoreItem xmlns:ds="http://schemas.openxmlformats.org/officeDocument/2006/customXml" ds:itemID="{AE09AE5A-B3B6-44BC-8570-615CB5E05AA8}">
   <ds:schemaRefs>
-    <ds:schemaRef ds:uri="http://schemas.microsoft.com/office/2006/metadata/properties"/>
-    <ds:schemaRef ds:uri="http://schemas.microsoft.com/office/infopath/2007/PartnerControls"/>
-    <ds:schemaRef ds:uri="http://schemas.microsoft.com/sharepoint/v3"/>
-    <ds:schemaRef ds:uri="71af3243-3dd4-4a8d-8c0d-dd76da1f02a5"/>
-    <ds:schemaRef ds:uri="230e9df3-be65-4c73-a93b-d1236ebd677e"/>
+    <ds:schemaRef ds:uri="http://schemas.microsoft.com/sharepoint/v3/contenttype/forms"/>
   </ds:schemaRefs>
 </ds:datastoreItem>
 </file>
@@ -3916,9 +3896,13 @@
 </file>
 
 <file path=customXml/itemProps3.xml><?xml version="1.0" encoding="utf-8"?>
-<ds:datastoreItem xmlns:ds="http://schemas.openxmlformats.org/officeDocument/2006/customXml" ds:itemID="{AE09AE5A-B3B6-44BC-8570-615CB5E05AA8}">
+<ds:datastoreItem xmlns:ds="http://schemas.openxmlformats.org/officeDocument/2006/customXml" ds:itemID="{C3B74C0E-7993-40E1-930F-CF78C434EB62}">
   <ds:schemaRefs>
-    <ds:schemaRef ds:uri="http://schemas.microsoft.com/sharepoint/v3/contenttype/forms"/>
+    <ds:schemaRef ds:uri="http://schemas.microsoft.com/office/2006/metadata/properties"/>
+    <ds:schemaRef ds:uri="http://schemas.microsoft.com/office/infopath/2007/PartnerControls"/>
+    <ds:schemaRef ds:uri="http://schemas.microsoft.com/sharepoint/v3"/>
+    <ds:schemaRef ds:uri="71af3243-3dd4-4a8d-8c0d-dd76da1f02a5"/>
+    <ds:schemaRef ds:uri="230e9df3-be65-4c73-a93b-d1236ebd677e"/>
   </ds:schemaRefs>
 </ds:datastoreItem>
 </file>